--- a/AER_I_Submission/Conte_Disclosure.docx
+++ b/AER_I_Submission/Conte_Disclosure.docx
@@ -18,37 +18,212 @@
           <w:sz w:val="24"/>
           <w:szCs w:val="24"/>
         </w:rPr>
-        <w:t>March 5, 2026</w:t>
-      </w:r>
-    </w:p>
-    <w:p>
-      <w:pPr>
-        <w:pStyle w:val="Body"/>
-        <w:spacing w:before="49"/>
-        <w:rPr>
-          <w:rFonts w:ascii="Times New Roman" w:eastAsia="Times New Roman" w:hAnsi="Times New Roman" w:cs="Times New Roman"/>
-          <w:sz w:val="24"/>
-          <w:szCs w:val="24"/>
-        </w:rPr>
-      </w:pPr>
-    </w:p>
-    <w:p>
-      <w:pPr>
-        <w:pStyle w:val="Body"/>
-        <w:spacing w:before="49"/>
-        <w:rPr>
-          <w:rFonts w:ascii="Times New Roman" w:eastAsia="Times New Roman" w:hAnsi="Times New Roman" w:cs="Times New Roman"/>
-          <w:sz w:val="24"/>
-          <w:szCs w:val="24"/>
-        </w:rPr>
-      </w:pPr>
+        <w:t>Ma</w:t>
+      </w:r>
       <w:r>
         <w:rPr>
           <w:rFonts w:ascii="Times New Roman" w:hAnsi="Times New Roman"/>
           <w:sz w:val="24"/>
           <w:szCs w:val="24"/>
         </w:rPr>
+        <w:t>y</w:t>
+      </w:r>
+      <w:r>
+        <w:rPr>
+          <w:rFonts w:ascii="Times New Roman" w:hAnsi="Times New Roman"/>
+          <w:sz w:val="24"/>
+          <w:szCs w:val="24"/>
+        </w:rPr>
+        <w:t xml:space="preserve"> </w:t>
+      </w:r>
+      <w:r>
+        <w:rPr>
+          <w:rFonts w:ascii="Times New Roman" w:hAnsi="Times New Roman"/>
+          <w:sz w:val="24"/>
+          <w:szCs w:val="24"/>
+        </w:rPr>
+        <w:t>26</w:t>
+      </w:r>
+      <w:r>
+        <w:rPr>
+          <w:rFonts w:ascii="Times New Roman" w:hAnsi="Times New Roman"/>
+          <w:sz w:val="24"/>
+          <w:szCs w:val="24"/>
+        </w:rPr>
+        <w:t>, 2026</w:t>
+      </w:r>
+    </w:p>
+    <w:p>
+      <w:pPr>
+        <w:pStyle w:val="Body"/>
+        <w:spacing w:before="49"/>
+        <w:rPr>
+          <w:rFonts w:ascii="Times New Roman" w:eastAsia="Times New Roman" w:hAnsi="Times New Roman" w:cs="Times New Roman"/>
+          <w:sz w:val="24"/>
+          <w:szCs w:val="24"/>
+        </w:rPr>
+      </w:pPr>
+    </w:p>
+    <w:p>
+      <w:pPr>
+        <w:pStyle w:val="Body"/>
+        <w:spacing w:before="49"/>
+        <w:rPr>
+          <w:rFonts w:ascii="Times New Roman" w:hAnsi="Times New Roman"/>
+          <w:sz w:val="24"/>
+          <w:szCs w:val="24"/>
+        </w:rPr>
+      </w:pPr>
+      <w:r>
+        <w:rPr>
+          <w:rFonts w:ascii="Times New Roman" w:hAnsi="Times New Roman"/>
+          <w:sz w:val="24"/>
+          <w:szCs w:val="24"/>
+        </w:rPr>
         <w:t>Dear Editor(s),</w:t>
+      </w:r>
+    </w:p>
+    <w:p>
+      <w:pPr>
+        <w:pStyle w:val="Body"/>
+        <w:spacing w:before="49"/>
+        <w:rPr>
+          <w:rFonts w:ascii="Times New Roman" w:hAnsi="Times New Roman"/>
+          <w:sz w:val="24"/>
+          <w:szCs w:val="24"/>
+        </w:rPr>
+      </w:pPr>
+    </w:p>
+    <w:p>
+      <w:pPr>
+        <w:pStyle w:val="Body"/>
+        <w:spacing w:before="49"/>
+        <w:ind w:right="-5040"/>
+        <w:rPr>
+          <w:rFonts w:ascii="Times New Roman" w:eastAsia="Times New Roman" w:hAnsi="Times New Roman" w:cs="Times New Roman"/>
+          <w:sz w:val="24"/>
+          <w:szCs w:val="24"/>
+        </w:rPr>
+      </w:pPr>
+      <w:r>
+        <w:rPr>
+          <w:rFonts w:ascii="Times New Roman" w:eastAsia="Times New Roman" w:hAnsi="Times New Roman" w:cs="Times New Roman"/>
+          <w:sz w:val="24"/>
+          <w:szCs w:val="24"/>
+        </w:rPr>
+        <w:t>I have no competing interests to declare. I have not received funds from any interested parties pertaining to this or related research.</w:t>
+      </w:r>
+    </w:p>
+    <w:p>
+      <w:pPr>
+        <w:pStyle w:val="Body"/>
+        <w:spacing w:before="49"/>
+        <w:ind w:right="-5040"/>
+        <w:rPr>
+          <w:rFonts w:ascii="Times New Roman" w:eastAsia="Times New Roman" w:hAnsi="Times New Roman" w:cs="Times New Roman"/>
+          <w:sz w:val="24"/>
+          <w:szCs w:val="24"/>
+        </w:rPr>
+      </w:pPr>
+    </w:p>
+    <w:p>
+      <w:pPr>
+        <w:pStyle w:val="Body"/>
+        <w:spacing w:before="49"/>
+        <w:ind w:right="-5040"/>
+        <w:rPr>
+          <w:rFonts w:ascii="Times New Roman" w:eastAsia="Times New Roman" w:hAnsi="Times New Roman" w:cs="Times New Roman"/>
+          <w:sz w:val="24"/>
+          <w:szCs w:val="24"/>
+        </w:rPr>
+      </w:pPr>
+      <w:r>
+        <w:rPr>
+          <w:rFonts w:ascii="Times New Roman" w:eastAsia="Times New Roman" w:hAnsi="Times New Roman" w:cs="Times New Roman"/>
+          <w:sz w:val="24"/>
+          <w:szCs w:val="24"/>
+        </w:rPr>
+        <w:t>Marc N. Conte</w:t>
+      </w:r>
+    </w:p>
+    <w:p>
+      <w:pPr>
+        <w:pStyle w:val="Body"/>
+        <w:spacing w:before="49"/>
+        <w:ind w:right="-5040"/>
+        <w:rPr>
+          <w:rFonts w:ascii="Times New Roman" w:eastAsia="Times New Roman" w:hAnsi="Times New Roman" w:cs="Times New Roman"/>
+          <w:sz w:val="24"/>
+          <w:szCs w:val="24"/>
+        </w:rPr>
+      </w:pPr>
+      <w:r>
+        <w:rPr>
+          <w:rFonts w:ascii="Times New Roman" w:eastAsia="Times New Roman" w:hAnsi="Times New Roman" w:cs="Times New Roman"/>
+          <w:sz w:val="24"/>
+          <w:szCs w:val="24"/>
+        </w:rPr>
+        <w:t>Department of Economics</w:t>
+      </w:r>
+    </w:p>
+    <w:p>
+      <w:pPr>
+        <w:pStyle w:val="Body"/>
+        <w:spacing w:before="49"/>
+        <w:ind w:right="-5040"/>
+        <w:rPr>
+          <w:rFonts w:ascii="Times New Roman" w:eastAsia="Times New Roman" w:hAnsi="Times New Roman" w:cs="Times New Roman"/>
+          <w:sz w:val="24"/>
+          <w:szCs w:val="24"/>
+        </w:rPr>
+      </w:pPr>
+      <w:r>
+        <w:rPr>
+          <w:rFonts w:ascii="Times New Roman" w:eastAsia="Times New Roman" w:hAnsi="Times New Roman" w:cs="Times New Roman"/>
+          <w:sz w:val="24"/>
+          <w:szCs w:val="24"/>
+        </w:rPr>
+        <w:t>Fordham University</w:t>
+      </w:r>
+    </w:p>
+    <w:p>
+      <w:pPr>
+        <w:pStyle w:val="Body"/>
+        <w:spacing w:before="49"/>
+        <w:ind w:right="-5040"/>
+        <w:rPr>
+          <w:rFonts w:ascii="Times New Roman" w:eastAsia="Times New Roman" w:hAnsi="Times New Roman" w:cs="Times New Roman"/>
+          <w:sz w:val="24"/>
+          <w:szCs w:val="24"/>
+        </w:rPr>
+      </w:pPr>
+      <w:r>
+        <w:rPr>
+          <w:rFonts w:ascii="Times New Roman" w:eastAsia="Times New Roman" w:hAnsi="Times New Roman" w:cs="Times New Roman"/>
+          <w:sz w:val="24"/>
+          <w:szCs w:val="24"/>
+        </w:rPr>
+        <w:t>441 E. Fordham Rd.</w:t>
+      </w:r>
+    </w:p>
+    <w:p>
+      <w:pPr>
+        <w:pStyle w:val="Body"/>
+        <w:spacing w:before="49"/>
+        <w:ind w:right="-5040"/>
+        <w:rPr>
+          <w:rFonts w:ascii="Times New Roman" w:eastAsia="Times New Roman" w:hAnsi="Times New Roman" w:cs="Times New Roman"/>
+          <w:sz w:val="24"/>
+          <w:szCs w:val="24"/>
+        </w:rPr>
+      </w:pPr>
+      <w:r>
+        <w:rPr>
+          <w:rFonts w:ascii="Times New Roman" w:eastAsia="Times New Roman" w:hAnsi="Times New Roman" w:cs="Times New Roman"/>
+          <w:sz w:val="24"/>
+          <w:szCs w:val="24"/>
+        </w:rPr>
+        <w:t xml:space="preserve">The Bronx, NY 10458 </w:t>
       </w:r>
     </w:p>
     <w:p>

--- a/AER_I_Submission/Conte_Disclosure.docx
+++ b/AER_I_Submission/Conte_Disclosure.docx
@@ -223,41 +223,8 @@
           <w:sz w:val="24"/>
           <w:szCs w:val="24"/>
         </w:rPr>
-        <w:t xml:space="preserve">The Bronx, NY 10458 </w:t>
-      </w:r>
-    </w:p>
-    <w:p>
-      <w:pPr>
-        <w:pStyle w:val="Body"/>
-        <w:spacing w:before="49"/>
-        <w:rPr>
-          <w:rFonts w:ascii="Times New Roman" w:eastAsia="Times New Roman" w:hAnsi="Times New Roman" w:cs="Times New Roman"/>
-          <w:sz w:val="24"/>
-          <w:szCs w:val="24"/>
-          <w:u w:color="000000"/>
-        </w:rPr>
-      </w:pPr>
-      <w:r>
-        <w:rPr>
-          <w:rFonts w:ascii="Times New Roman" w:eastAsia="Times New Roman" w:hAnsi="Times New Roman" w:cs="Times New Roman"/>
-          <w:sz w:val="24"/>
-          <w:szCs w:val="24"/>
-          <w:u w:color="000000"/>
-        </w:rPr>
-        <w:t>….</w:t>
-      </w:r>
-    </w:p>
-    <w:p>
-      <w:pPr>
-        <w:pStyle w:val="Body"/>
-        <w:spacing w:before="49"/>
-        <w:rPr>
-          <w:rFonts w:ascii="Times New Roman" w:eastAsia="Times New Roman" w:hAnsi="Times New Roman" w:cs="Times New Roman"/>
-          <w:sz w:val="24"/>
-          <w:szCs w:val="24"/>
-          <w:u w:color="000000"/>
-        </w:rPr>
-      </w:pPr>
+        <w:t>The Bronx, NY 10458</w:t>
+      </w:r>
     </w:p>
     <w:p>
       <w:pPr>
